--- a/docs/publication/releases/DS-003.docx
+++ b/docs/publication/releases/DS-003.docx
@@ -185,7 +185,7 @@
                 <w:color w:val="A7ABB3"/>
                 <w:sz w:val="24"/>
               </w:rPr>
-              <w:t>Version 0.3.0 — Draft</w:t>
+              <w:t>Version 0.4.1 — Draft</w:t>
             </w:r>
           </w:p>
           <w:p>
@@ -325,7 +325,7 @@
                 <w:color w:val="A7ABB3"/>
                 <w:sz w:val="18"/>
               </w:rPr>
-              <w:t>Source baseline commit: 34a65818d48f596122281075e18c6e5f36ec93b5</w:t>
+              <w:t>Source baseline commit: 8b5cf5bd0341d5d6f70c67302c8bce2069d0929a</w:t>
             </w:r>
           </w:p>
           <w:p>
@@ -341,7 +341,7 @@
                 <w:color w:val="A7ABB3"/>
                 <w:sz w:val="18"/>
               </w:rPr>
-              <w:t>Generation date: 2026-07-25T13:31:10-04:00</w:t>
+              <w:t>Generation date: 2026-07-25T16:51:31-04:00</w:t>
             </w:r>
           </w:p>
           <w:p>
@@ -511,7 +511,7 @@
                 <w:i w:val="0"/>
                 <w:sz w:val="19"/>
               </w:rPr>
-              <w:t>0.3.0</w:t>
+              <w:t>0.4.1</w:t>
             </w:r>
           </w:p>
         </w:tc>
@@ -721,7 +721,7 @@
                 <w:i w:val="0"/>
                 <w:sz w:val="19"/>
               </w:rPr>
-              <w:t>2026-07-24</w:t>
+              <w:t>2026-07-25</w:t>
             </w:r>
           </w:p>
         </w:tc>
@@ -850,6 +850,162 @@
                 <w:sz w:val="19"/>
               </w:rPr>
               <w:t>Summary</w:t>
+            </w:r>
+          </w:p>
+        </w:tc>
+      </w:tr>
+      <w:tr>
+        <w:tc>
+          <w:tcPr>
+            <w:tcW w:type="dxa" w:w="1008"/>
+          </w:tcPr>
+          <w:p>
+            <w:pPr>
+              <w:spacing w:after="80"/>
+            </w:pPr>
+            <w:r>
+              <w:rPr>
+                <w:rFonts w:ascii="Arial" w:hAnsi="Arial"/>
+                <w:b w:val="0"/>
+                <w:i w:val="0"/>
+                <w:sz w:val="19"/>
+              </w:rPr>
+              <w:t>0.4.1</w:t>
+            </w:r>
+          </w:p>
+        </w:tc>
+        <w:tc>
+          <w:tcPr>
+            <w:tcW w:type="dxa" w:w="1296"/>
+          </w:tcPr>
+          <w:p>
+            <w:pPr>
+              <w:spacing w:after="80"/>
+            </w:pPr>
+            <w:r>
+              <w:rPr>
+                <w:rFonts w:ascii="Arial" w:hAnsi="Arial"/>
+                <w:b w:val="0"/>
+                <w:i w:val="0"/>
+                <w:sz w:val="19"/>
+              </w:rPr>
+              <w:t>2026-07-25</w:t>
+            </w:r>
+          </w:p>
+        </w:tc>
+        <w:tc>
+          <w:tcPr>
+            <w:tcW w:type="dxa" w:w="2304"/>
+          </w:tcPr>
+          <w:p>
+            <w:pPr>
+              <w:spacing w:after="80"/>
+            </w:pPr>
+            <w:r>
+              <w:rPr>
+                <w:rFonts w:ascii="Arial" w:hAnsi="Arial"/>
+                <w:b w:val="0"/>
+                <w:i w:val="0"/>
+                <w:sz w:val="19"/>
+              </w:rPr>
+              <w:t>TheSinnerMan / Keeper</w:t>
+            </w:r>
+          </w:p>
+        </w:tc>
+        <w:tc>
+          <w:tcPr>
+            <w:tcW w:type="dxa" w:w="4464"/>
+          </w:tcPr>
+          <w:p>
+            <w:pPr>
+              <w:spacing w:after="80"/>
+            </w:pPr>
+            <w:r>
+              <w:rPr>
+                <w:rFonts w:ascii="Arial" w:hAnsi="Arial"/>
+                <w:b w:val="0"/>
+                <w:i w:val="0"/>
+                <w:sz w:val="19"/>
+              </w:rPr>
+              <w:t>Independent-audit repair (H3): the Founder Vision Completion section, previously misnumbered "## 20." (skipping §§18–19 after §17 References/Appendix A), renumbered to the correct next-available "## 18." No section content changed.</w:t>
+            </w:r>
+          </w:p>
+        </w:tc>
+      </w:tr>
+      <w:tr>
+        <w:tc>
+          <w:tcPr>
+            <w:tcW w:type="dxa" w:w="1008"/>
+          </w:tcPr>
+          <w:p>
+            <w:pPr>
+              <w:spacing w:after="80"/>
+            </w:pPr>
+            <w:r>
+              <w:rPr>
+                <w:rFonts w:ascii="Arial" w:hAnsi="Arial"/>
+                <w:b w:val="0"/>
+                <w:i w:val="0"/>
+                <w:sz w:val="19"/>
+              </w:rPr>
+              <w:t>0.4.0</w:t>
+            </w:r>
+          </w:p>
+        </w:tc>
+        <w:tc>
+          <w:tcPr>
+            <w:tcW w:type="dxa" w:w="1296"/>
+          </w:tcPr>
+          <w:p>
+            <w:pPr>
+              <w:spacing w:after="80"/>
+            </w:pPr>
+            <w:r>
+              <w:rPr>
+                <w:rFonts w:ascii="Arial" w:hAnsi="Arial"/>
+                <w:b w:val="0"/>
+                <w:i w:val="0"/>
+                <w:sz w:val="19"/>
+              </w:rPr>
+              <w:t>2026-07-25</w:t>
+            </w:r>
+          </w:p>
+        </w:tc>
+        <w:tc>
+          <w:tcPr>
+            <w:tcW w:type="dxa" w:w="2304"/>
+          </w:tcPr>
+          <w:p>
+            <w:pPr>
+              <w:spacing w:after="80"/>
+            </w:pPr>
+            <w:r>
+              <w:rPr>
+                <w:rFonts w:ascii="Arial" w:hAnsi="Arial"/>
+                <w:b w:val="0"/>
+                <w:i w:val="0"/>
+                <w:sz w:val="19"/>
+              </w:rPr>
+              <w:t>TheSinnerMan / Keeper</w:t>
+            </w:r>
+          </w:p>
+        </w:tc>
+        <w:tc>
+          <w:tcPr>
+            <w:tcW w:type="dxa" w:w="4464"/>
+          </w:tcPr>
+          <w:p>
+            <w:pPr>
+              <w:spacing w:after="80"/>
+            </w:pPr>
+            <w:r>
+              <w:rPr>
+                <w:rFonts w:ascii="Arial" w:hAnsi="Arial"/>
+                <w:b w:val="0"/>
+                <w:i w:val="0"/>
+                <w:sz w:val="19"/>
+              </w:rPr>
+              <w:t>Founder Vision Completion amendment and cross-volume traceability, including Discord notification boundaries where applicable.</w:t>
             </w:r>
           </w:p>
         </w:tc>
@@ -8517,6 +8673,67 @@
         <w:t xml:space="preserve"> — what constitutes "sufficient" red-team coverage for release is a DS-009 (Testing &amp; QA) policy decision, not fixed by this document.</w:t>
       </w:r>
     </w:p>
+    <w:p>
+      <w:pPr>
+        <w:pStyle w:val="Heading1"/>
+        <w:spacing w:before="480" w:after="240"/>
+        <w:pBdr>
+          <w:bottom w:val="single" w:sz="16" w:space="4" w:color="C8A45D"/>
+        </w:pBdr>
+      </w:pPr>
+      <w:r>
+        <w:rPr>
+          <w:rFonts w:ascii="Arial" w:hAnsi="Arial"/>
+          <w:b w:val="0"/>
+          <w:i w:val="0"/>
+          <w:color w:val="0B0B0D"/>
+          <w:sz w:val="44"/>
+        </w:rPr>
+        <w:t>18. Founder Vision Completion — Bounded Agency</w:t>
+      </w:r>
+    </w:p>
+    <w:p>
+      <w:pPr>
+        <w:spacing w:after="120" w:line="288" w:lineRule="auto"/>
+      </w:pPr>
+      <w:r>
+        <w:rPr>
+          <w:rFonts w:ascii="Arial" w:hAnsi="Arial"/>
+          <w:b w:val="0"/>
+          <w:i w:val="0"/>
+          <w:sz w:val="21"/>
+        </w:rPr>
+        <w:t>Sage is a trusted intelligence partner: strategist, research partner, analyst, mentor, and second set of eyes. Sage may plan and perform approved multi-step work through permission-scoped tools, including research, deterministic analysis, comparison, strategy drafting, thesis monitoring, and journal/review coaching. Every plan, tool call, evidence item, material assumption, and resulting artifact shall be visible or inspectable, attributable, cancellable where practical, and auditable.</w:t>
+      </w:r>
+    </w:p>
+    <w:p>
+      <w:pPr>
+        <w:spacing w:after="120" w:line="288" w:lineRule="auto"/>
+      </w:pPr>
+      <w:r>
+        <w:rPr>
+          <w:rFonts w:ascii="Arial" w:hAnsi="Arial"/>
+          <w:b w:val="0"/>
+          <w:i w:val="0"/>
+          <w:sz w:val="21"/>
+        </w:rPr>
+        <w:t>Sage may prepare and hand off a canonical Trade Intelligence Package. Sage does not approve or execute it. Execution authority belongs to the user's active automation policy and the deterministic validation/execution services. Proactive Sage behavior requires a user-configured monitoring policy and never inherits authority from a conversational response or external notification channel.</w:t>
+      </w:r>
+    </w:p>
+    <w:p>
+      <w:pPr>
+        <w:spacing w:after="120" w:line="288" w:lineRule="auto"/>
+      </w:pPr>
+      <w:r>
+        <w:rPr>
+          <w:rFonts w:ascii="Arial" w:hAnsi="Arial"/>
+          <w:b w:val="0"/>
+          <w:i w:val="0"/>
+          <w:sz w:val="21"/>
+        </w:rPr>
+        <w:t>Discord and other external channels may carry Sage summaries and alerts, but are notification-only by default. Their content shall preserve evidence, freshness, simulation/live state, and material risk disclosures within channel limits, with a link or reference to the authoritative in-product record.</w:t>
+      </w:r>
+    </w:p>
     <w:sectPr>
       <w:headerReference w:type="default" r:id="rId11"/>
       <w:footerReference w:type="default" r:id="rId12"/>
@@ -8661,7 +8878,7 @@
         <w:color w:val="A7ABB3"/>
         <w:sz w:val="15"/>
       </w:rPr>
-      <w:t>v0.3.0 — Draft  |  Classification: Internal</w:t>
+      <w:t>v0.4.1 — Draft  |  Classification: Internal</w:t>
     </w:r>
   </w:p>
   <w:p>
@@ -8674,7 +8891,7 @@
         <w:color w:val="A7ABB3"/>
         <w:sz w:val="14"/>
       </w:rPr>
-      <w:t>Generated from DS-003 v0.3.0 — baseline 34a65818d48f596122281075e18c6e5f36ec93b5</w:t>
+      <w:t>Generated from DS-003 v0.4.1 — baseline 8b5cf5bd0341d5d6f70c67302c8bce2069d0929a</w:t>
     </w:r>
   </w:p>
 </w:ftr>
@@ -8711,7 +8928,7 @@
         <w:color w:val="17181C"/>
         <w:sz w:val="17"/>
       </w:rPr>
-      <w:t>DarkSage — DS-003 — Sage AI Bible</w:t>
+      <w:t>DarkSage — Sage AI Assistant</w:t>
     </w:r>
     <w:r>
       <w:tab/>
